--- a/CSS Gender Studies/T6_Topic VI — Gender and Governance/T6QA_Gender and Governance.docx
+++ b/CSS Gender Studies/T6_Topic VI — Gender and Governance/T6QA_Gender and Governance.docx
@@ -2039,7 +2039,7 @@
       <w:r>
         <w:drawing>
           <wp:inline xmlns:a="http://schemas.openxmlformats.org/drawingml/2006/main" xmlns:pic="http://schemas.openxmlformats.org/drawingml/2006/picture">
-            <wp:extent cx="5943600" cy="4487418"/>
+            <wp:extent cx="5943600" cy="4687339"/>
             <wp:docPr id="1" name="Picture 1"/>
             <wp:cNvGraphicFramePr>
               <a:graphicFrameLocks noChangeAspect="1"/>
@@ -2048,7 +2048,7 @@
               <a:graphicData uri="http://schemas.openxmlformats.org/drawingml/2006/picture">
                 <pic:pic>
                   <pic:nvPicPr>
-                    <pic:cNvPr id="0" name="T6QA_mindmap_899fa1dde70c.png"/>
+                    <pic:cNvPr id="0" name="T6QA_mindmap_aad5ef1c4500.png"/>
                     <pic:cNvPicPr/>
                   </pic:nvPicPr>
                   <pic:blipFill>
@@ -2060,7 +2060,7 @@
                   <pic:spPr>
                     <a:xfrm>
                       <a:off x="0" y="0"/>
-                      <a:ext cx="5943600" cy="4487418"/>
+                      <a:ext cx="5943600" cy="4687339"/>
                     </a:xfrm>
                     <a:prstGeom prst="rect"/>
                   </pic:spPr>
@@ -2713,6 +2713,79 @@
       </w:r>
       <w:r>
         <w:t>) and can form alliances across parties, as Pakistan's caucus later did.</w:t>
+      </w:r>
+    </w:p>
+    <w:p>
+      <w:pPr>
+        <w:pStyle w:val="Heading4"/>
+      </w:pPr>
+      <w:r>
+        <w:t>iv) Comparative evidence</w:t>
+      </w:r>
+    </w:p>
+    <w:p>
+      <w:r>
+        <w:t xml:space="preserve">Elsewhere in South Asia the pattern holds. </w:t>
+      </w:r>
+      <w:r>
+        <w:rPr>
+          <w:b/>
+          <w:color w:val="2F7D4F"/>
+        </w:rPr>
+        <w:t>Nepal</w:t>
+      </w:r>
+      <w:r>
+        <w:t xml:space="preserve">'s constitutional one-third quota, filled largely through proportional-representation lists, produced about </w:t>
+      </w:r>
+      <w:r>
+        <w:rPr>
+          <w:b/>
+          <w:color w:val="2F7D4F"/>
+        </w:rPr>
+        <w:t>35%</w:t>
+      </w:r>
+      <w:r>
+        <w:t xml:space="preserve"> women in its House in </w:t>
+      </w:r>
+      <w:r>
+        <w:rPr>
+          <w:b/>
+          <w:color w:val="1E2A44"/>
+        </w:rPr>
+        <w:t>2026</w:t>
+      </w:r>
+      <w:r>
+        <w:t xml:space="preserve">, while </w:t>
+      </w:r>
+      <w:r>
+        <w:rPr>
+          <w:b/>
+          <w:color w:val="2F7D4F"/>
+        </w:rPr>
+        <w:t>Sri Lanka</w:t>
+      </w:r>
+      <w:r>
+        <w:t xml:space="preserve">, without a national quota, reached a record of only </w:t>
+      </w:r>
+      <w:r>
+        <w:rPr>
+          <w:b/>
+          <w:color w:val="2F7D4F"/>
+        </w:rPr>
+        <w:t>22</w:t>
+      </w:r>
+      <w:r>
+        <w:t xml:space="preserve"> women in a house of 225 in </w:t>
+      </w:r>
+      <w:r>
+        <w:rPr>
+          <w:b/>
+          <w:color w:val="1E2A44"/>
+        </w:rPr>
+        <w:t>2024</w:t>
+      </w:r>
+      <w:r>
+        <w:t>. Quotas, not culture, explain the difference; Pakistan, with reserved seats, sits between the two at about one-fifth of its National Assembly. Design choices explain the gaps between these three neighbours.</w:t>
       </w:r>
     </w:p>
     <w:p>
@@ -2862,7 +2935,7 @@
               <a:graphicData uri="http://schemas.openxmlformats.org/drawingml/2006/picture">
                 <pic:pic>
                   <pic:nvPicPr>
-                    <pic:cNvPr id="0" name="T6QA_compare_6ad234ed7b4c.png"/>
+                    <pic:cNvPr id="0" name="T6QA_compare_2af60fbff091.png"/>
                     <pic:cNvPicPr/>
                   </pic:nvPicPr>
                   <pic:blipFill>
@@ -3508,7 +3581,7 @@
       <w:r>
         <w:drawing>
           <wp:inline xmlns:a="http://schemas.openxmlformats.org/drawingml/2006/main" xmlns:pic="http://schemas.openxmlformats.org/drawingml/2006/picture">
-            <wp:extent cx="5943600" cy="4341530"/>
+            <wp:extent cx="5943600" cy="4544152"/>
             <wp:docPr id="3" name="Picture 3"/>
             <wp:cNvGraphicFramePr>
               <a:graphicFrameLocks noChangeAspect="1"/>
@@ -3517,7 +3590,7 @@
               <a:graphicData uri="http://schemas.openxmlformats.org/drawingml/2006/picture">
                 <pic:pic>
                   <pic:nvPicPr>
-                    <pic:cNvPr id="0" name="T6QA_mindmap_9a571756d9cf.png"/>
+                    <pic:cNvPr id="0" name="T6QA_mindmap_608801b67023.png"/>
                     <pic:cNvPicPr/>
                   </pic:nvPicPr>
                   <pic:blipFill>
@@ -3529,7 +3602,7 @@
                   <pic:spPr>
                     <a:xfrm>
                       <a:off x="0" y="0"/>
-                      <a:ext cx="5943600" cy="4341530"/>
+                      <a:ext cx="5943600" cy="4544152"/>
                     </a:xfrm>
                     <a:prstGeom prst="rect"/>
                   </pic:spPr>
@@ -4069,7 +4142,7 @@
               <a:graphicData uri="http://schemas.openxmlformats.org/drawingml/2006/picture">
                 <pic:pic>
                   <pic:nvPicPr>
-                    <pic:cNvPr id="0" name="T6QA_cycle_acac7dc3c0e3.png"/>
+                    <pic:cNvPr id="0" name="T6QA_cycle_9cd844d9c4c2.png"/>
                     <pic:cNvPicPr/>
                   </pic:nvPicPr>
                   <pic:blipFill>
@@ -4161,6 +4234,59 @@
       </w:r>
       <w:r>
         <w:t xml:space="preserve"> raised water, schools and health in local councils.</w:t>
+      </w:r>
+    </w:p>
+    <w:p>
+      <w:pPr>
+        <w:pStyle w:val="Heading4"/>
+      </w:pPr>
+      <w:r>
+        <w:t>An example from the assemblies</w:t>
+      </w:r>
+    </w:p>
+    <w:p>
+      <w:r>
+        <w:t xml:space="preserve">The Senate bill against honour killings, moved by Senator </w:t>
+      </w:r>
+      <w:r>
+        <w:rPr>
+          <w:b/>
+          <w:color w:val="2F7D4F"/>
+        </w:rPr>
+        <w:t>Sughra Imam</w:t>
+      </w:r>
+      <w:r>
+        <w:t xml:space="preserve"> in </w:t>
+      </w:r>
+      <w:r>
+        <w:rPr>
+          <w:b/>
+          <w:color w:val="1E2A44"/>
+        </w:rPr>
+        <w:t>2014</w:t>
+      </w:r>
+      <w:r>
+        <w:t xml:space="preserve">, shows women legislators acting for women — and for the rule of law. After the murder of </w:t>
+      </w:r>
+      <w:r>
+        <w:rPr>
+          <w:b/>
+          <w:color w:val="2F7D4F"/>
+        </w:rPr>
+        <w:t>Qandeel Baloch</w:t>
+      </w:r>
+      <w:r>
+        <w:t xml:space="preserve"> in </w:t>
+      </w:r>
+      <w:r>
+        <w:rPr>
+          <w:b/>
+          <w:color w:val="1E2A44"/>
+        </w:rPr>
+        <w:t>2016</w:t>
+      </w:r>
+      <w:r>
+        <w:t>, women members across parties pressed until a joint sitting passed the law in October. Such cross-party action is exactly the kind of consensus that strengthens democratic institutions.</w:t>
       </w:r>
     </w:p>
     <w:p>
@@ -4827,7 +4953,7 @@
       <w:r>
         <w:drawing>
           <wp:inline xmlns:a="http://schemas.openxmlformats.org/drawingml/2006/main" xmlns:pic="http://schemas.openxmlformats.org/drawingml/2006/picture">
-            <wp:extent cx="5943600" cy="3966002"/>
+            <wp:extent cx="5943600" cy="4168625"/>
             <wp:docPr id="5" name="Picture 5"/>
             <wp:cNvGraphicFramePr>
               <a:graphicFrameLocks noChangeAspect="1"/>
@@ -4836,7 +4962,7 @@
               <a:graphicData uri="http://schemas.openxmlformats.org/drawingml/2006/picture">
                 <pic:pic>
                   <pic:nvPicPr>
-                    <pic:cNvPr id="0" name="T6QA_mindmap_cf815e31018b.png"/>
+                    <pic:cNvPr id="0" name="T6QA_mindmap_5de23a60e4c0.png"/>
                     <pic:cNvPicPr/>
                   </pic:nvPicPr>
                   <pic:blipFill>
@@ -4848,7 +4974,7 @@
                   <pic:spPr>
                     <a:xfrm>
                       <a:off x="0" y="0"/>
-                      <a:ext cx="5943600" cy="3966002"/>
+                      <a:ext cx="5943600" cy="4168625"/>
                     </a:xfrm>
                     <a:prstGeom prst="rect"/>
                   </pic:spPr>
@@ -5241,7 +5367,7 @@
               <a:graphicData uri="http://schemas.openxmlformats.org/drawingml/2006/picture">
                 <pic:pic>
                   <pic:nvPicPr>
-                    <pic:cNvPr id="0" name="T6QA_pyramid_eb8ce98cf560.png"/>
+                    <pic:cNvPr id="0" name="T6QA_pyramid_f5bb25f507e4.png"/>
                     <pic:cNvPicPr/>
                   </pic:nvPicPr>
                   <pic:blipFill>
@@ -5644,6 +5770,19 @@
       </w:r>
       <w:r>
         <w:t>.</w:t>
+      </w:r>
+    </w:p>
+    <w:p>
+      <w:pPr>
+        <w:pStyle w:val="Heading4"/>
+      </w:pPr>
+      <w:r>
+        <w:t>iv) In simple words</w:t>
+      </w:r>
+    </w:p>
+    <w:p>
+      <w:r>
+        <w:t>If half the passengers on a bus are women but only men are allowed to drive, decide the route and set the fares, the journey will be planned around men's needs. Parity simply means that women, who are half the passengers, also share the steering wheel. It does not push men out of the driver's seat; it ends the unwritten rule that only men may sit there. Shared driving makes for a safer journey for everyone.</w:t>
       </w:r>
     </w:p>
     <w:p>
@@ -6151,7 +6290,7 @@
       <w:r>
         <w:drawing>
           <wp:inline xmlns:a="http://schemas.openxmlformats.org/drawingml/2006/main" xmlns:pic="http://schemas.openxmlformats.org/drawingml/2006/picture">
-            <wp:extent cx="5943600" cy="2326108"/>
+            <wp:extent cx="5943600" cy="2528732"/>
             <wp:docPr id="7" name="Picture 7"/>
             <wp:cNvGraphicFramePr>
               <a:graphicFrameLocks noChangeAspect="1"/>
@@ -6160,7 +6299,7 @@
               <a:graphicData uri="http://schemas.openxmlformats.org/drawingml/2006/picture">
                 <pic:pic>
                   <pic:nvPicPr>
-                    <pic:cNvPr id="0" name="T6QA_mindmap_f76192709f39.png"/>
+                    <pic:cNvPr id="0" name="T6QA_mindmap_8b16ffcc1900.png"/>
                     <pic:cNvPicPr/>
                   </pic:nvPicPr>
                   <pic:blipFill>
@@ -6172,7 +6311,7 @@
                   <pic:spPr>
                     <a:xfrm>
                       <a:off x="0" y="0"/>
-                      <a:ext cx="5943600" cy="2326108"/>
+                      <a:ext cx="5943600" cy="2528732"/>
                     </a:xfrm>
                     <a:prstGeom prst="rect"/>
                   </pic:spPr>
@@ -6878,7 +7017,7 @@
               <a:graphicData uri="http://schemas.openxmlformats.org/drawingml/2006/picture">
                 <pic:pic>
                   <pic:nvPicPr>
-                    <pic:cNvPr id="0" name="T6QA_timeline_028334b1adcc.png"/>
+                    <pic:cNvPr id="0" name="T6QA_timeline_10c29970b912.png"/>
                     <pic:cNvPicPr/>
                   </pic:nvPicPr>
                   <pic:blipFill>
@@ -7087,6 +7226,19 @@
       </w:r>
       <w:r>
         <w:t xml:space="preserve"> women — Jahanara Shahnawaz and Shaista Ikramullah.</w:t>
+      </w:r>
+    </w:p>
+    <w:p>
+      <w:pPr>
+        <w:pStyle w:val="Heading4"/>
+      </w:pPr>
+      <w:r>
+        <w:t>Why the vote mattered</w:t>
+      </w:r>
+    </w:p>
+    <w:p>
+      <w:r>
+        <w:t>The vote gave women a lever over legislators: within a few years of enfranchisement, parliaments in Britain and the United States began passing laws on women's property, child custody, maternity and working conditions, because politicians now needed women's votes.</w:t>
       </w:r>
     </w:p>
     <w:p>
@@ -7350,7 +7502,7 @@
       <w:r>
         <w:drawing>
           <wp:inline xmlns:a="http://schemas.openxmlformats.org/drawingml/2006/main" xmlns:pic="http://schemas.openxmlformats.org/drawingml/2006/picture">
-            <wp:extent cx="5943600" cy="4082173"/>
+            <wp:extent cx="5943600" cy="4282094"/>
             <wp:docPr id="9" name="Picture 9"/>
             <wp:cNvGraphicFramePr>
               <a:graphicFrameLocks noChangeAspect="1"/>
@@ -7359,7 +7511,7 @@
               <a:graphicData uri="http://schemas.openxmlformats.org/drawingml/2006/picture">
                 <pic:pic>
                   <pic:nvPicPr>
-                    <pic:cNvPr id="0" name="T6QA_mindmap_674031bdd772.png"/>
+                    <pic:cNvPr id="0" name="T6QA_mindmap_06bb317d90b3.png"/>
                     <pic:cNvPicPr/>
                   </pic:nvPicPr>
                   <pic:blipFill>
@@ -7371,7 +7523,7 @@
                   <pic:spPr>
                     <a:xfrm>
                       <a:off x="0" y="0"/>
-                      <a:ext cx="5943600" cy="4082173"/>
+                      <a:ext cx="5943600" cy="4282094"/>
                     </a:xfrm>
                     <a:prstGeom prst="rect"/>
                   </pic:spPr>
@@ -7914,7 +8066,7 @@
               <a:graphicData uri="http://schemas.openxmlformats.org/drawingml/2006/picture">
                 <pic:pic>
                   <pic:nvPicPr>
-                    <pic:cNvPr id="0" name="T6QA_mapping_5a2d0790b6a3.png"/>
+                    <pic:cNvPr id="0" name="T6QA_mapping_6378e9ff83c9.png"/>
                     <pic:cNvPicPr/>
                   </pic:nvPicPr>
                   <pic:blipFill>
@@ -8086,6 +8238,69 @@
       </w:r>
       <w:r>
         <w:t>) and later laws on acid attacks, anti-women practices and honour killing.</w:t>
+      </w:r>
+    </w:p>
+    <w:p>
+      <w:pPr>
+        <w:pStyle w:val="Heading4"/>
+      </w:pPr>
+      <w:r>
+        <w:t>An example</w:t>
+      </w:r>
+    </w:p>
+    <w:p>
+      <w:r>
+        <w:t xml:space="preserve">When </w:t>
+      </w:r>
+      <w:r>
+        <w:rPr>
+          <w:b/>
+          <w:color w:val="2F7D4F"/>
+        </w:rPr>
+        <w:t>Benazir Bhutto</w:t>
+      </w:r>
+      <w:r>
+        <w:t xml:space="preserve"> became prime minister in </w:t>
+      </w:r>
+      <w:r>
+        <w:rPr>
+          <w:b/>
+          <w:color w:val="1E2A44"/>
+        </w:rPr>
+        <w:t>1988</w:t>
+      </w:r>
+      <w:r>
+        <w:t xml:space="preserve">, she appointed women to posts such as judges of the higher courts and set up </w:t>
+      </w:r>
+      <w:r>
+        <w:rPr>
+          <w:b/>
+          <w:color w:val="2F7D4F"/>
+        </w:rPr>
+        <w:t>women's police stations</w:t>
+      </w:r>
+      <w:r>
+        <w:t xml:space="preserve"> and the </w:t>
+      </w:r>
+      <w:r>
+        <w:rPr>
+          <w:b/>
+          <w:color w:val="2F7D4F"/>
+        </w:rPr>
+        <w:t>First Women Bank</w:t>
+      </w:r>
+      <w:r>
+        <w:t xml:space="preserve"> (</w:t>
+      </w:r>
+      <w:r>
+        <w:rPr>
+          <w:b/>
+          <w:color w:val="1E2A44"/>
+        </w:rPr>
+        <w:t>1989</w:t>
+      </w:r>
+      <w:r>
+        <w:t>), creating openings that women had not had before. These steps did not lower standards; they opened doors that had been closed, and many of the women who walked through them later rose on their own merit to senior positions. Opening a door is not the same as carrying someone through it.</w:t>
       </w:r>
     </w:p>
     <w:p>
@@ -8576,7 +8791,7 @@
       <w:r>
         <w:drawing>
           <wp:inline xmlns:a="http://schemas.openxmlformats.org/drawingml/2006/main" xmlns:pic="http://schemas.openxmlformats.org/drawingml/2006/picture">
-            <wp:extent cx="5943600" cy="4211851"/>
+            <wp:extent cx="5943600" cy="4411772"/>
             <wp:docPr id="11" name="Picture 11"/>
             <wp:cNvGraphicFramePr>
               <a:graphicFrameLocks noChangeAspect="1"/>
@@ -8585,7 +8800,7 @@
               <a:graphicData uri="http://schemas.openxmlformats.org/drawingml/2006/picture">
                 <pic:pic>
                   <pic:nvPicPr>
-                    <pic:cNvPr id="0" name="T6QA_mindmap_28d93f3d598a.png"/>
+                    <pic:cNvPr id="0" name="T6QA_mindmap_0189b1a00268.png"/>
                     <pic:cNvPicPr/>
                   </pic:nvPicPr>
                   <pic:blipFill>
@@ -8597,7 +8812,7 @@
                   <pic:spPr>
                     <a:xfrm>
                       <a:off x="0" y="0"/>
-                      <a:ext cx="5943600" cy="4211851"/>
+                      <a:ext cx="5943600" cy="4411772"/>
                     </a:xfrm>
                     <a:prstGeom prst="rect"/>
                   </pic:spPr>
@@ -9436,7 +9651,7 @@
               <a:graphicData uri="http://schemas.openxmlformats.org/drawingml/2006/picture">
                 <pic:pic>
                   <pic:nvPicPr>
-                    <pic:cNvPr id="0" name="T6QA_grid_e4a443e1a9de.png"/>
+                    <pic:cNvPr id="0" name="T6QA_grid_4d534aa1a683.png"/>
                     <pic:cNvPicPr/>
                   </pic:nvPicPr>
                   <pic:blipFill>
@@ -9465,6 +9680,19 @@
       </w:pPr>
       <w:r>
         <w:t>Figure 12  ·  The results of Pakistan's quota — and its limits.</w:t>
+      </w:r>
+    </w:p>
+    <w:p>
+      <w:pPr>
+        <w:pStyle w:val="Heading4"/>
+      </w:pPr>
+      <w:r>
+        <w:t>iv) In simple words</w:t>
+      </w:r>
+    </w:p>
+    <w:p>
+      <w:r>
+        <w:t>The quota opened the door of the assemblies to women; it has not yet given them the keys to the rooms where the most important decisions are made — the cabinet, the finance committee and the party's ticket board. Mainstreaming means handing over those keys too — through direct election, winnable tickets and a fair share of cabinet and committee posts, including the powerful ministries of finance, interior and foreign affairs. Until then, women remain present in the assemblies but peripheral to power.</w:t>
       </w:r>
     </w:p>
     <w:p>
@@ -10136,7 +10364,7 @@
       <w:r>
         <w:drawing>
           <wp:inline xmlns:a="http://schemas.openxmlformats.org/drawingml/2006/main" xmlns:pic="http://schemas.openxmlformats.org/drawingml/2006/picture">
-            <wp:extent cx="5943600" cy="4500926"/>
+            <wp:extent cx="5943600" cy="4700847"/>
             <wp:docPr id="13" name="Picture 13"/>
             <wp:cNvGraphicFramePr>
               <a:graphicFrameLocks noChangeAspect="1"/>
@@ -10145,7 +10373,7 @@
               <a:graphicData uri="http://schemas.openxmlformats.org/drawingml/2006/picture">
                 <pic:pic>
                   <pic:nvPicPr>
-                    <pic:cNvPr id="0" name="T6QA_mindmap_d7b27987f1a9.png"/>
+                    <pic:cNvPr id="0" name="T6QA_mindmap_cf2ef36e25e5.png"/>
                     <pic:cNvPicPr/>
                   </pic:nvPicPr>
                   <pic:blipFill>
@@ -10157,7 +10385,7 @@
                   <pic:spPr>
                     <a:xfrm>
                       <a:off x="0" y="0"/>
-                      <a:ext cx="5943600" cy="4500926"/>
+                      <a:ext cx="5943600" cy="4700847"/>
                     </a:xfrm>
                     <a:prstGeom prst="rect"/>
                   </pic:spPr>
@@ -10546,7 +10774,7 @@
               <a:graphicData uri="http://schemas.openxmlformats.org/drawingml/2006/picture">
                 <pic:pic>
                   <pic:nvPicPr>
-                    <pic:cNvPr id="0" name="T6QA_grid_90ace366438d.png"/>
+                    <pic:cNvPr id="0" name="T6QA_grid_990133a83593.png"/>
                     <pic:cNvPicPr/>
                   </pic:nvPicPr>
                   <pic:blipFill>
@@ -10772,6 +11000,49 @@
     <w:p>
       <w:r>
         <w:t>Many reserved-seat women are first-time legislators without research staff or training in drafting bills and scrutinising budgets — though parliamentary and NGO programmes have helped.</w:t>
+      </w:r>
+    </w:p>
+    <w:p>
+      <w:pPr>
+        <w:pStyle w:val="Heading4"/>
+      </w:pPr>
+      <w:r>
+        <w:t>iii) An example</w:t>
+      </w:r>
+    </w:p>
+    <w:p>
+      <w:r>
+        <w:t xml:space="preserve">After the </w:t>
+      </w:r>
+      <w:r>
+        <w:rPr>
+          <w:b/>
+          <w:color w:val="1E2A44"/>
+        </w:rPr>
+        <w:t>2024</w:t>
+      </w:r>
+      <w:r>
+        <w:t xml:space="preserve"> election, only </w:t>
+      </w:r>
+      <w:r>
+        <w:rPr>
+          <w:b/>
+          <w:color w:val="2F7D4F"/>
+        </w:rPr>
+        <w:t>11</w:t>
+      </w:r>
+      <w:r>
+        <w:t xml:space="preserve"> women won general National Assembly seats, while the </w:t>
+      </w:r>
+      <w:r>
+        <w:rPr>
+          <w:b/>
+          <w:color w:val="2F7D4F"/>
+        </w:rPr>
+        <w:t>60</w:t>
+      </w:r>
+      <w:r>
+        <w:t xml:space="preserve"> reserved seats were distributed according to party strength. Reserved-seat members in every province have described having to approach a male general-seat colleague to get a tube well, a school repair or a road built for the women who contact them — a daily reminder of their dependence and of their lack of an independent base.</w:t>
       </w:r>
     </w:p>
     <w:p>
@@ -11328,7 +11599,7 @@
       <w:r>
         <w:drawing>
           <wp:inline xmlns:a="http://schemas.openxmlformats.org/drawingml/2006/main" xmlns:pic="http://schemas.openxmlformats.org/drawingml/2006/picture">
-            <wp:extent cx="5943600" cy="4109189"/>
+            <wp:extent cx="5943600" cy="4309110"/>
             <wp:docPr id="15" name="Picture 15"/>
             <wp:cNvGraphicFramePr>
               <a:graphicFrameLocks noChangeAspect="1"/>
@@ -11337,7 +11608,7 @@
               <a:graphicData uri="http://schemas.openxmlformats.org/drawingml/2006/picture">
                 <pic:pic>
                   <pic:nvPicPr>
-                    <pic:cNvPr id="0" name="T6QA_mindmap_ae4f30ad52b5.png"/>
+                    <pic:cNvPr id="0" name="T6QA_mindmap_2767235ce4ba.png"/>
                     <pic:cNvPicPr/>
                   </pic:nvPicPr>
                   <pic:blipFill>
@@ -11349,7 +11620,7 @@
                   <pic:spPr>
                     <a:xfrm>
                       <a:off x="0" y="0"/>
-                      <a:ext cx="5943600" cy="4109189"/>
+                      <a:ext cx="5943600" cy="4309110"/>
                     </a:xfrm>
                     <a:prstGeom prst="rect"/>
                   </pic:spPr>
@@ -12157,7 +12428,7 @@
               <a:graphicData uri="http://schemas.openxmlformats.org/drawingml/2006/picture">
                 <pic:pic>
                   <pic:nvPicPr>
-                    <pic:cNvPr id="0" name="T6QA_flow_e9c6aadc0b05.png"/>
+                    <pic:cNvPr id="0" name="T6QA_flow_fa48ec7c9a62.png"/>
                     <pic:cNvPicPr/>
                   </pic:nvPicPr>
                   <pic:blipFill>
@@ -12186,6 +12457,19 @@
       </w:pPr>
       <w:r>
         <w:t>Figure 16  ·  How the quota system affects women's political careers.</w:t>
+      </w:r>
+    </w:p>
+    <w:p>
+      <w:pPr>
+        <w:pStyle w:val="Heading4"/>
+      </w:pPr>
+      <w:r>
+        <w:t>In simple words</w:t>
+      </w:r>
+    </w:p>
+    <w:p>
+      <w:r>
+        <w:t>Saying women have the right to stand for election, while parties will not give them tickets, campaigns cost millions and opponents threaten them, is like saying everyone has the right to enter a race while only some runners are allowed shoes. A rights-based approach removes the obstacles, not just the formal bar — which is exactly what CEDAW's "temporary special measures" under Article 4(1) are meant to do. Rights must be usable, not merely written.</w:t>
       </w:r>
     </w:p>
     <w:p>
@@ -12835,7 +13119,7 @@
       <w:r>
         <w:drawing>
           <wp:inline xmlns:a="http://schemas.openxmlformats.org/drawingml/2006/main" xmlns:pic="http://schemas.openxmlformats.org/drawingml/2006/picture">
-            <wp:extent cx="5943600" cy="4225359"/>
+            <wp:extent cx="5943600" cy="4425280"/>
             <wp:docPr id="17" name="Picture 17"/>
             <wp:cNvGraphicFramePr>
               <a:graphicFrameLocks noChangeAspect="1"/>
@@ -12844,7 +13128,7 @@
               <a:graphicData uri="http://schemas.openxmlformats.org/drawingml/2006/picture">
                 <pic:pic>
                   <pic:nvPicPr>
-                    <pic:cNvPr id="0" name="T6QA_mindmap_c89f9404c34e.png"/>
+                    <pic:cNvPr id="0" name="T6QA_mindmap_e0e7a09a6d75.png"/>
                     <pic:cNvPicPr/>
                   </pic:nvPicPr>
                   <pic:blipFill>
@@ -12856,7 +13140,7 @@
                   <pic:spPr>
                     <a:xfrm>
                       <a:off x="0" y="0"/>
-                      <a:ext cx="5943600" cy="4225359"/>
+                      <a:ext cx="5943600" cy="4425280"/>
                     </a:xfrm>
                     <a:prstGeom prst="rect"/>
                   </pic:spPr>
@@ -13521,7 +13805,7 @@
               <a:graphicData uri="http://schemas.openxmlformats.org/drawingml/2006/picture">
                 <pic:pic>
                   <pic:nvPicPr>
-                    <pic:cNvPr id="0" name="T6QA_timeline_5c418d812742.png"/>
+                    <pic:cNvPr id="0" name="T6QA_timeline_462f24a87a2f.png"/>
                     <pic:cNvPicPr/>
                   </pic:nvPicPr>
                   <pic:blipFill>
@@ -14080,6 +14364,89 @@
       </w:r>
       <w:r>
         <w:t xml:space="preserve"> still reserved for women.</w:t>
+      </w:r>
+    </w:p>
+    <w:p>
+      <w:pPr>
+        <w:pStyle w:val="Heading4"/>
+      </w:pPr>
+      <w:r>
+        <w:t>iv) An example of the quota at work</w:t>
+      </w:r>
+    </w:p>
+    <w:p>
+      <w:r>
+        <w:t xml:space="preserve">The cross-party </w:t>
+      </w:r>
+      <w:r>
+        <w:rPr>
+          <w:b/>
+          <w:color w:val="2F7D4F"/>
+        </w:rPr>
+        <w:t>Women's Parliamentary Caucus</w:t>
+      </w:r>
+      <w:r>
+        <w:t xml:space="preserve">, formed in </w:t>
+      </w:r>
+      <w:r>
+        <w:rPr>
+          <w:b/>
+          <w:color w:val="1E2A44"/>
+        </w:rPr>
+        <w:t>2008</w:t>
+      </w:r>
+      <w:r>
+        <w:t xml:space="preserve"> under the first woman Speaker, </w:t>
+      </w:r>
+      <w:r>
+        <w:rPr>
+          <w:b/>
+          <w:color w:val="2F7D4F"/>
+        </w:rPr>
+        <w:t>Dr Fahmida Mirza</w:t>
+      </w:r>
+      <w:r>
+        <w:t>, turned the 2002 numbers into laws: on workplace harassment (</w:t>
+      </w:r>
+      <w:r>
+        <w:rPr>
+          <w:b/>
+          <w:color w:val="1E2A44"/>
+        </w:rPr>
+        <w:t>2010</w:t>
+      </w:r>
+      <w:r>
+        <w:t>), acid attacks and anti-women practices (</w:t>
+      </w:r>
+      <w:r>
+        <w:rPr>
+          <w:b/>
+          <w:color w:val="1E2A44"/>
+        </w:rPr>
+        <w:t>2011</w:t>
+      </w:r>
+      <w:r>
+        <w:t>), the NCSW Act (</w:t>
+      </w:r>
+      <w:r>
+        <w:rPr>
+          <w:b/>
+          <w:color w:val="1E2A44"/>
+        </w:rPr>
+        <w:t>2012</w:t>
+      </w:r>
+      <w:r>
+        <w:t>) and honour killing (</w:t>
+      </w:r>
+      <w:r>
+        <w:rPr>
+          <w:b/>
+          <w:color w:val="1E2A44"/>
+        </w:rPr>
+        <w:t>2016</w:t>
+      </w:r>
+      <w:r>
+        <w:t>). Without the 2002 quota, there would have been no caucus large enough to pass them — the clearest proof that the quota's evolution changed real outcomes for women, not just the numbers in the house.</w:t>
       </w:r>
     </w:p>
     <w:p>

--- a/CSS Gender Studies/T6_Topic VI — Gender and Governance/T6QA_Gender and Governance.docx
+++ b/CSS Gender Studies/T6_Topic VI — Gender and Governance/T6QA_Gender and Governance.docx
@@ -371,7 +371,7 @@
         <w:pStyle w:val="GSTableCaption"/>
       </w:pPr>
       <w:r>
-        <w:t>Table 1  ·  The questions answered in this document (T6).</w:t>
+        <w:t>Table 1  ·  The questions answered for Topic 6, in the order they were set.</w:t>
       </w:r>
     </w:p>
     <w:tbl>
